--- a/교육/학교·학원/출석부.docx
+++ b/교육/학교·학원/출석부.docx
@@ -4,7 +4,7 @@
   <w:body>
     <w:p>
       <w:pPr>
-        <w:spacing w:after="59" w:before="0" w:line="312" w:lineRule="auto"/>
+        <w:spacing w:after="63" w:before="0" w:line="312" w:lineRule="auto"/>
         <w:jc w:val="center"/>
       </w:pPr>
       <w:r>
@@ -19,7 +19,7 @@
     </w:p>
     <w:p>
       <w:pPr>
-        <w:spacing w:after="148" w:before="0" w:line="312" w:lineRule="auto"/>
+        <w:spacing w:after="156" w:before="0" w:line="312" w:lineRule="auto"/>
         <w:jc w:val="left"/>
         <w:pBdr>
           <w:bottom w:val="single" w:sz="14" w:space="2" w:color="24384F"/>
@@ -48,7 +48,7 @@
       </w:tblGrid>
       <w:tr>
         <w:trPr>
-          <w:trHeight w:val="588" w:hRule="atLeast"/>
+          <w:trHeight w:val="620" w:hRule="atLeast"/>
         </w:trPr>
         <w:tc>
           <w:tcPr>
@@ -135,7 +135,7 @@
       </w:tr>
       <w:tr>
         <w:trPr>
-          <w:trHeight w:val="588" w:hRule="atLeast"/>
+          <w:trHeight w:val="620" w:hRule="atLeast"/>
         </w:trPr>
         <w:tc>
           <w:tcPr>
@@ -222,7 +222,7 @@
     </w:tbl>
     <w:p>
       <w:pPr>
-        <w:spacing w:after="59" w:before="0" w:line="312" w:lineRule="auto"/>
+        <w:spacing w:after="63" w:before="0" w:line="312" w:lineRule="auto"/>
         <w:jc w:val="left"/>
       </w:pPr>
       <w:r>
@@ -261,7 +261,7 @@
       </w:tblGrid>
       <w:tr>
         <w:trPr>
-          <w:trHeight w:val="673" w:hRule="atLeast"/>
+          <w:trHeight w:val="709" w:hRule="atLeast"/>
         </w:trPr>
         <w:tc>
           <w:tcPr>
@@ -730,7 +730,7 @@
       </w:tr>
       <w:tr>
         <w:trPr>
-          <w:trHeight w:val="673" w:hRule="atLeast"/>
+          <w:trHeight w:val="709" w:hRule="atLeast"/>
         </w:trPr>
         <w:tc>
           <w:tcPr>
@@ -746,7 +746,7 @@
           <w:p>
             <w:pPr>
               <w:spacing w:after="0" w:line="312" w:lineRule="auto"/>
-              <w:jc w:val="left"/>
+              <w:jc w:val="center"/>
             </w:pPr>
             <w:r/>
             <w:r>
@@ -772,7 +772,7 @@
           <w:p>
             <w:pPr>
               <w:spacing w:after="0" w:line="312" w:lineRule="auto"/>
-              <w:jc w:val="left"/>
+              <w:jc w:val="center"/>
             </w:pPr>
             <w:r/>
             <w:r>
@@ -798,7 +798,7 @@
           <w:p>
             <w:pPr>
               <w:spacing w:after="0" w:line="312" w:lineRule="auto"/>
-              <w:jc w:val="left"/>
+              <w:jc w:val="center"/>
             </w:pPr>
             <w:r/>
             <w:r>
@@ -824,7 +824,7 @@
           <w:p>
             <w:pPr>
               <w:spacing w:after="0" w:line="312" w:lineRule="auto"/>
-              <w:jc w:val="left"/>
+              <w:jc w:val="center"/>
             </w:pPr>
             <w:r/>
             <w:r>
@@ -850,7 +850,7 @@
           <w:p>
             <w:pPr>
               <w:spacing w:after="0" w:line="312" w:lineRule="auto"/>
-              <w:jc w:val="left"/>
+              <w:jc w:val="center"/>
             </w:pPr>
             <w:r/>
             <w:r>
@@ -876,7 +876,7 @@
           <w:p>
             <w:pPr>
               <w:spacing w:after="0" w:line="312" w:lineRule="auto"/>
-              <w:jc w:val="left"/>
+              <w:jc w:val="center"/>
             </w:pPr>
             <w:r/>
             <w:r>
@@ -902,7 +902,7 @@
           <w:p>
             <w:pPr>
               <w:spacing w:after="0" w:line="312" w:lineRule="auto"/>
-              <w:jc w:val="left"/>
+              <w:jc w:val="center"/>
             </w:pPr>
             <w:r/>
             <w:r>
@@ -928,7 +928,7 @@
           <w:p>
             <w:pPr>
               <w:spacing w:after="0" w:line="312" w:lineRule="auto"/>
-              <w:jc w:val="left"/>
+              <w:jc w:val="center"/>
             </w:pPr>
             <w:r/>
             <w:r>
@@ -954,7 +954,7 @@
           <w:p>
             <w:pPr>
               <w:spacing w:after="0" w:line="312" w:lineRule="auto"/>
-              <w:jc w:val="left"/>
+              <w:jc w:val="center"/>
             </w:pPr>
             <w:r/>
             <w:r>
@@ -980,7 +980,7 @@
           <w:p>
             <w:pPr>
               <w:spacing w:after="0" w:line="312" w:lineRule="auto"/>
-              <w:jc w:val="left"/>
+              <w:jc w:val="center"/>
             </w:pPr>
             <w:r/>
             <w:r>
@@ -1006,7 +1006,7 @@
           <w:p>
             <w:pPr>
               <w:spacing w:after="0" w:line="312" w:lineRule="auto"/>
-              <w:jc w:val="left"/>
+              <w:jc w:val="center"/>
             </w:pPr>
             <w:r/>
             <w:r>
@@ -1032,7 +1032,7 @@
           <w:p>
             <w:pPr>
               <w:spacing w:after="0" w:line="312" w:lineRule="auto"/>
-              <w:jc w:val="left"/>
+              <w:jc w:val="center"/>
             </w:pPr>
             <w:r/>
             <w:r>
@@ -1058,7 +1058,7 @@
           <w:p>
             <w:pPr>
               <w:spacing w:after="0" w:line="312" w:lineRule="auto"/>
-              <w:jc w:val="left"/>
+              <w:jc w:val="center"/>
             </w:pPr>
             <w:r/>
             <w:r>
@@ -1084,7 +1084,7 @@
           <w:p>
             <w:pPr>
               <w:spacing w:after="0" w:line="312" w:lineRule="auto"/>
-              <w:jc w:val="left"/>
+              <w:jc w:val="center"/>
             </w:pPr>
             <w:r/>
             <w:r>
@@ -1110,7 +1110,7 @@
           <w:p>
             <w:pPr>
               <w:spacing w:after="0" w:line="312" w:lineRule="auto"/>
-              <w:jc w:val="left"/>
+              <w:jc w:val="center"/>
             </w:pPr>
             <w:r/>
             <w:r>
@@ -1136,7 +1136,7 @@
           <w:p>
             <w:pPr>
               <w:spacing w:after="0" w:line="312" w:lineRule="auto"/>
-              <w:jc w:val="left"/>
+              <w:jc w:val="center"/>
             </w:pPr>
             <w:r/>
             <w:r>
@@ -1151,7 +1151,7 @@
       </w:tr>
       <w:tr>
         <w:trPr>
-          <w:trHeight w:val="673" w:hRule="atLeast"/>
+          <w:trHeight w:val="709" w:hRule="atLeast"/>
         </w:trPr>
         <w:tc>
           <w:tcPr>
@@ -1167,7 +1167,7 @@
           <w:p>
             <w:pPr>
               <w:spacing w:after="0" w:line="312" w:lineRule="auto"/>
-              <w:jc w:val="left"/>
+              <w:jc w:val="center"/>
             </w:pPr>
             <w:r/>
             <w:r>
@@ -1193,7 +1193,7 @@
           <w:p>
             <w:pPr>
               <w:spacing w:after="0" w:line="312" w:lineRule="auto"/>
-              <w:jc w:val="left"/>
+              <w:jc w:val="center"/>
             </w:pPr>
             <w:r/>
             <w:r>
@@ -1219,7 +1219,7 @@
           <w:p>
             <w:pPr>
               <w:spacing w:after="0" w:line="312" w:lineRule="auto"/>
-              <w:jc w:val="left"/>
+              <w:jc w:val="center"/>
             </w:pPr>
             <w:r/>
             <w:r>
@@ -1245,7 +1245,7 @@
           <w:p>
             <w:pPr>
               <w:spacing w:after="0" w:line="312" w:lineRule="auto"/>
-              <w:jc w:val="left"/>
+              <w:jc w:val="center"/>
             </w:pPr>
             <w:r/>
             <w:r>
@@ -1271,7 +1271,7 @@
           <w:p>
             <w:pPr>
               <w:spacing w:after="0" w:line="312" w:lineRule="auto"/>
-              <w:jc w:val="left"/>
+              <w:jc w:val="center"/>
             </w:pPr>
             <w:r/>
             <w:r>
@@ -1297,7 +1297,7 @@
           <w:p>
             <w:pPr>
               <w:spacing w:after="0" w:line="312" w:lineRule="auto"/>
-              <w:jc w:val="left"/>
+              <w:jc w:val="center"/>
             </w:pPr>
             <w:r/>
             <w:r>
@@ -1323,7 +1323,7 @@
           <w:p>
             <w:pPr>
               <w:spacing w:after="0" w:line="312" w:lineRule="auto"/>
-              <w:jc w:val="left"/>
+              <w:jc w:val="center"/>
             </w:pPr>
             <w:r/>
             <w:r>
@@ -1349,7 +1349,7 @@
           <w:p>
             <w:pPr>
               <w:spacing w:after="0" w:line="312" w:lineRule="auto"/>
-              <w:jc w:val="left"/>
+              <w:jc w:val="center"/>
             </w:pPr>
             <w:r/>
             <w:r>
@@ -1375,7 +1375,7 @@
           <w:p>
             <w:pPr>
               <w:spacing w:after="0" w:line="312" w:lineRule="auto"/>
-              <w:jc w:val="left"/>
+              <w:jc w:val="center"/>
             </w:pPr>
             <w:r/>
             <w:r>
@@ -1401,7 +1401,7 @@
           <w:p>
             <w:pPr>
               <w:spacing w:after="0" w:line="312" w:lineRule="auto"/>
-              <w:jc w:val="left"/>
+              <w:jc w:val="center"/>
             </w:pPr>
             <w:r/>
             <w:r>
@@ -1427,7 +1427,7 @@
           <w:p>
             <w:pPr>
               <w:spacing w:after="0" w:line="312" w:lineRule="auto"/>
-              <w:jc w:val="left"/>
+              <w:jc w:val="center"/>
             </w:pPr>
             <w:r/>
             <w:r>
@@ -1453,7 +1453,7 @@
           <w:p>
             <w:pPr>
               <w:spacing w:after="0" w:line="312" w:lineRule="auto"/>
-              <w:jc w:val="left"/>
+              <w:jc w:val="center"/>
             </w:pPr>
             <w:r/>
             <w:r>
@@ -1479,7 +1479,7 @@
           <w:p>
             <w:pPr>
               <w:spacing w:after="0" w:line="312" w:lineRule="auto"/>
-              <w:jc w:val="left"/>
+              <w:jc w:val="center"/>
             </w:pPr>
             <w:r/>
             <w:r>
@@ -1505,7 +1505,7 @@
           <w:p>
             <w:pPr>
               <w:spacing w:after="0" w:line="312" w:lineRule="auto"/>
-              <w:jc w:val="left"/>
+              <w:jc w:val="center"/>
             </w:pPr>
             <w:r/>
             <w:r>
@@ -1531,7 +1531,7 @@
           <w:p>
             <w:pPr>
               <w:spacing w:after="0" w:line="312" w:lineRule="auto"/>
-              <w:jc w:val="left"/>
+              <w:jc w:val="center"/>
             </w:pPr>
             <w:r/>
             <w:r>
@@ -1557,7 +1557,7 @@
           <w:p>
             <w:pPr>
               <w:spacing w:after="0" w:line="312" w:lineRule="auto"/>
-              <w:jc w:val="left"/>
+              <w:jc w:val="center"/>
             </w:pPr>
             <w:r/>
             <w:r>
@@ -1572,7 +1572,7 @@
       </w:tr>
       <w:tr>
         <w:trPr>
-          <w:trHeight w:val="673" w:hRule="atLeast"/>
+          <w:trHeight w:val="709" w:hRule="atLeast"/>
         </w:trPr>
         <w:tc>
           <w:tcPr>
@@ -1588,7 +1588,7 @@
           <w:p>
             <w:pPr>
               <w:spacing w:after="0" w:line="312" w:lineRule="auto"/>
-              <w:jc w:val="left"/>
+              <w:jc w:val="center"/>
             </w:pPr>
             <w:r/>
             <w:r>
@@ -1614,7 +1614,7 @@
           <w:p>
             <w:pPr>
               <w:spacing w:after="0" w:line="312" w:lineRule="auto"/>
-              <w:jc w:val="left"/>
+              <w:jc w:val="center"/>
             </w:pPr>
             <w:r/>
             <w:r>
@@ -1640,7 +1640,7 @@
           <w:p>
             <w:pPr>
               <w:spacing w:after="0" w:line="312" w:lineRule="auto"/>
-              <w:jc w:val="left"/>
+              <w:jc w:val="center"/>
             </w:pPr>
             <w:r/>
             <w:r>
@@ -1666,7 +1666,7 @@
           <w:p>
             <w:pPr>
               <w:spacing w:after="0" w:line="312" w:lineRule="auto"/>
-              <w:jc w:val="left"/>
+              <w:jc w:val="center"/>
             </w:pPr>
             <w:r/>
             <w:r>
@@ -1692,7 +1692,7 @@
           <w:p>
             <w:pPr>
               <w:spacing w:after="0" w:line="312" w:lineRule="auto"/>
-              <w:jc w:val="left"/>
+              <w:jc w:val="center"/>
             </w:pPr>
             <w:r/>
             <w:r>
@@ -1718,7 +1718,7 @@
           <w:p>
             <w:pPr>
               <w:spacing w:after="0" w:line="312" w:lineRule="auto"/>
-              <w:jc w:val="left"/>
+              <w:jc w:val="center"/>
             </w:pPr>
             <w:r/>
             <w:r>
@@ -1744,7 +1744,7 @@
           <w:p>
             <w:pPr>
               <w:spacing w:after="0" w:line="312" w:lineRule="auto"/>
-              <w:jc w:val="left"/>
+              <w:jc w:val="center"/>
             </w:pPr>
             <w:r/>
             <w:r>
@@ -1770,7 +1770,7 @@
           <w:p>
             <w:pPr>
               <w:spacing w:after="0" w:line="312" w:lineRule="auto"/>
-              <w:jc w:val="left"/>
+              <w:jc w:val="center"/>
             </w:pPr>
             <w:r/>
             <w:r>
@@ -1796,7 +1796,7 @@
           <w:p>
             <w:pPr>
               <w:spacing w:after="0" w:line="312" w:lineRule="auto"/>
-              <w:jc w:val="left"/>
+              <w:jc w:val="center"/>
             </w:pPr>
             <w:r/>
             <w:r>
@@ -1822,7 +1822,7 @@
           <w:p>
             <w:pPr>
               <w:spacing w:after="0" w:line="312" w:lineRule="auto"/>
-              <w:jc w:val="left"/>
+              <w:jc w:val="center"/>
             </w:pPr>
             <w:r/>
             <w:r>
@@ -1848,7 +1848,7 @@
           <w:p>
             <w:pPr>
               <w:spacing w:after="0" w:line="312" w:lineRule="auto"/>
-              <w:jc w:val="left"/>
+              <w:jc w:val="center"/>
             </w:pPr>
             <w:r/>
             <w:r>
@@ -1874,7 +1874,7 @@
           <w:p>
             <w:pPr>
               <w:spacing w:after="0" w:line="312" w:lineRule="auto"/>
-              <w:jc w:val="left"/>
+              <w:jc w:val="center"/>
             </w:pPr>
             <w:r/>
             <w:r>
@@ -1900,7 +1900,7 @@
           <w:p>
             <w:pPr>
               <w:spacing w:after="0" w:line="312" w:lineRule="auto"/>
-              <w:jc w:val="left"/>
+              <w:jc w:val="center"/>
             </w:pPr>
             <w:r/>
             <w:r>
@@ -1926,7 +1926,7 @@
           <w:p>
             <w:pPr>
               <w:spacing w:after="0" w:line="312" w:lineRule="auto"/>
-              <w:jc w:val="left"/>
+              <w:jc w:val="center"/>
             </w:pPr>
             <w:r/>
             <w:r>
@@ -1952,7 +1952,7 @@
           <w:p>
             <w:pPr>
               <w:spacing w:after="0" w:line="312" w:lineRule="auto"/>
-              <w:jc w:val="left"/>
+              <w:jc w:val="center"/>
             </w:pPr>
             <w:r/>
             <w:r>
@@ -1978,7 +1978,7 @@
           <w:p>
             <w:pPr>
               <w:spacing w:after="0" w:line="312" w:lineRule="auto"/>
-              <w:jc w:val="left"/>
+              <w:jc w:val="center"/>
             </w:pPr>
             <w:r/>
             <w:r>
@@ -1993,7 +1993,7 @@
       </w:tr>
       <w:tr>
         <w:trPr>
-          <w:trHeight w:val="673" w:hRule="atLeast"/>
+          <w:trHeight w:val="709" w:hRule="atLeast"/>
         </w:trPr>
         <w:tc>
           <w:tcPr>
@@ -2009,7 +2009,7 @@
           <w:p>
             <w:pPr>
               <w:spacing w:after="0" w:line="312" w:lineRule="auto"/>
-              <w:jc w:val="left"/>
+              <w:jc w:val="center"/>
             </w:pPr>
             <w:r/>
             <w:r>
@@ -2035,7 +2035,7 @@
           <w:p>
             <w:pPr>
               <w:spacing w:after="0" w:line="312" w:lineRule="auto"/>
-              <w:jc w:val="left"/>
+              <w:jc w:val="center"/>
             </w:pPr>
             <w:r/>
             <w:r>
@@ -2061,7 +2061,7 @@
           <w:p>
             <w:pPr>
               <w:spacing w:after="0" w:line="312" w:lineRule="auto"/>
-              <w:jc w:val="left"/>
+              <w:jc w:val="center"/>
             </w:pPr>
             <w:r/>
             <w:r>
@@ -2087,7 +2087,7 @@
           <w:p>
             <w:pPr>
               <w:spacing w:after="0" w:line="312" w:lineRule="auto"/>
-              <w:jc w:val="left"/>
+              <w:jc w:val="center"/>
             </w:pPr>
             <w:r/>
             <w:r>
@@ -2113,7 +2113,7 @@
           <w:p>
             <w:pPr>
               <w:spacing w:after="0" w:line="312" w:lineRule="auto"/>
-              <w:jc w:val="left"/>
+              <w:jc w:val="center"/>
             </w:pPr>
             <w:r/>
             <w:r>
@@ -2139,7 +2139,7 @@
           <w:p>
             <w:pPr>
               <w:spacing w:after="0" w:line="312" w:lineRule="auto"/>
-              <w:jc w:val="left"/>
+              <w:jc w:val="center"/>
             </w:pPr>
             <w:r/>
             <w:r>
@@ -2165,7 +2165,7 @@
           <w:p>
             <w:pPr>
               <w:spacing w:after="0" w:line="312" w:lineRule="auto"/>
-              <w:jc w:val="left"/>
+              <w:jc w:val="center"/>
             </w:pPr>
             <w:r/>
             <w:r>
@@ -2191,7 +2191,7 @@
           <w:p>
             <w:pPr>
               <w:spacing w:after="0" w:line="312" w:lineRule="auto"/>
-              <w:jc w:val="left"/>
+              <w:jc w:val="center"/>
             </w:pPr>
             <w:r/>
             <w:r>
@@ -2217,7 +2217,7 @@
           <w:p>
             <w:pPr>
               <w:spacing w:after="0" w:line="312" w:lineRule="auto"/>
-              <w:jc w:val="left"/>
+              <w:jc w:val="center"/>
             </w:pPr>
             <w:r/>
             <w:r>
@@ -2243,7 +2243,7 @@
           <w:p>
             <w:pPr>
               <w:spacing w:after="0" w:line="312" w:lineRule="auto"/>
-              <w:jc w:val="left"/>
+              <w:jc w:val="center"/>
             </w:pPr>
             <w:r/>
             <w:r>
@@ -2269,7 +2269,7 @@
           <w:p>
             <w:pPr>
               <w:spacing w:after="0" w:line="312" w:lineRule="auto"/>
-              <w:jc w:val="left"/>
+              <w:jc w:val="center"/>
             </w:pPr>
             <w:r/>
             <w:r>
@@ -2295,7 +2295,7 @@
           <w:p>
             <w:pPr>
               <w:spacing w:after="0" w:line="312" w:lineRule="auto"/>
-              <w:jc w:val="left"/>
+              <w:jc w:val="center"/>
             </w:pPr>
             <w:r/>
             <w:r>
@@ -2321,7 +2321,7 @@
           <w:p>
             <w:pPr>
               <w:spacing w:after="0" w:line="312" w:lineRule="auto"/>
-              <w:jc w:val="left"/>
+              <w:jc w:val="center"/>
             </w:pPr>
             <w:r/>
             <w:r>
@@ -2347,7 +2347,7 @@
           <w:p>
             <w:pPr>
               <w:spacing w:after="0" w:line="312" w:lineRule="auto"/>
-              <w:jc w:val="left"/>
+              <w:jc w:val="center"/>
             </w:pPr>
             <w:r/>
             <w:r>
@@ -2373,7 +2373,7 @@
           <w:p>
             <w:pPr>
               <w:spacing w:after="0" w:line="312" w:lineRule="auto"/>
-              <w:jc w:val="left"/>
+              <w:jc w:val="center"/>
             </w:pPr>
             <w:r/>
             <w:r>
@@ -2399,7 +2399,7 @@
           <w:p>
             <w:pPr>
               <w:spacing w:after="0" w:line="312" w:lineRule="auto"/>
-              <w:jc w:val="left"/>
+              <w:jc w:val="center"/>
             </w:pPr>
             <w:r/>
             <w:r>
@@ -2414,7 +2414,7 @@
       </w:tr>
       <w:tr>
         <w:trPr>
-          <w:trHeight w:val="673" w:hRule="atLeast"/>
+          <w:trHeight w:val="709" w:hRule="atLeast"/>
         </w:trPr>
         <w:tc>
           <w:tcPr>
@@ -2430,7 +2430,7 @@
           <w:p>
             <w:pPr>
               <w:spacing w:after="0" w:line="312" w:lineRule="auto"/>
-              <w:jc w:val="left"/>
+              <w:jc w:val="center"/>
             </w:pPr>
             <w:r/>
             <w:r>
@@ -2456,7 +2456,7 @@
           <w:p>
             <w:pPr>
               <w:spacing w:after="0" w:line="312" w:lineRule="auto"/>
-              <w:jc w:val="left"/>
+              <w:jc w:val="center"/>
             </w:pPr>
             <w:r/>
             <w:r>
@@ -2482,7 +2482,7 @@
           <w:p>
             <w:pPr>
               <w:spacing w:after="0" w:line="312" w:lineRule="auto"/>
-              <w:jc w:val="left"/>
+              <w:jc w:val="center"/>
             </w:pPr>
             <w:r/>
             <w:r>
@@ -2508,7 +2508,7 @@
           <w:p>
             <w:pPr>
               <w:spacing w:after="0" w:line="312" w:lineRule="auto"/>
-              <w:jc w:val="left"/>
+              <w:jc w:val="center"/>
             </w:pPr>
             <w:r/>
             <w:r>
@@ -2534,7 +2534,7 @@
           <w:p>
             <w:pPr>
               <w:spacing w:after="0" w:line="312" w:lineRule="auto"/>
-              <w:jc w:val="left"/>
+              <w:jc w:val="center"/>
             </w:pPr>
             <w:r/>
             <w:r>
@@ -2560,7 +2560,7 @@
           <w:p>
             <w:pPr>
               <w:spacing w:after="0" w:line="312" w:lineRule="auto"/>
-              <w:jc w:val="left"/>
+              <w:jc w:val="center"/>
             </w:pPr>
             <w:r/>
             <w:r>
@@ -2586,7 +2586,7 @@
           <w:p>
             <w:pPr>
               <w:spacing w:after="0" w:line="312" w:lineRule="auto"/>
-              <w:jc w:val="left"/>
+              <w:jc w:val="center"/>
             </w:pPr>
             <w:r/>
             <w:r>
@@ -2612,7 +2612,7 @@
           <w:p>
             <w:pPr>
               <w:spacing w:after="0" w:line="312" w:lineRule="auto"/>
-              <w:jc w:val="left"/>
+              <w:jc w:val="center"/>
             </w:pPr>
             <w:r/>
             <w:r>
@@ -2638,7 +2638,7 @@
           <w:p>
             <w:pPr>
               <w:spacing w:after="0" w:line="312" w:lineRule="auto"/>
-              <w:jc w:val="left"/>
+              <w:jc w:val="center"/>
             </w:pPr>
             <w:r/>
             <w:r>
@@ -2664,7 +2664,7 @@
           <w:p>
             <w:pPr>
               <w:spacing w:after="0" w:line="312" w:lineRule="auto"/>
-              <w:jc w:val="left"/>
+              <w:jc w:val="center"/>
             </w:pPr>
             <w:r/>
             <w:r>
@@ -2690,7 +2690,7 @@
           <w:p>
             <w:pPr>
               <w:spacing w:after="0" w:line="312" w:lineRule="auto"/>
-              <w:jc w:val="left"/>
+              <w:jc w:val="center"/>
             </w:pPr>
             <w:r/>
             <w:r>
@@ -2716,7 +2716,7 @@
           <w:p>
             <w:pPr>
               <w:spacing w:after="0" w:line="312" w:lineRule="auto"/>
-              <w:jc w:val="left"/>
+              <w:jc w:val="center"/>
             </w:pPr>
             <w:r/>
             <w:r>
@@ -2742,7 +2742,7 @@
           <w:p>
             <w:pPr>
               <w:spacing w:after="0" w:line="312" w:lineRule="auto"/>
-              <w:jc w:val="left"/>
+              <w:jc w:val="center"/>
             </w:pPr>
             <w:r/>
             <w:r>
@@ -2768,7 +2768,7 @@
           <w:p>
             <w:pPr>
               <w:spacing w:after="0" w:line="312" w:lineRule="auto"/>
-              <w:jc w:val="left"/>
+              <w:jc w:val="center"/>
             </w:pPr>
             <w:r/>
             <w:r>
@@ -2794,7 +2794,7 @@
           <w:p>
             <w:pPr>
               <w:spacing w:after="0" w:line="312" w:lineRule="auto"/>
-              <w:jc w:val="left"/>
+              <w:jc w:val="center"/>
             </w:pPr>
             <w:r/>
             <w:r>
@@ -2820,7 +2820,7 @@
           <w:p>
             <w:pPr>
               <w:spacing w:after="0" w:line="312" w:lineRule="auto"/>
-              <w:jc w:val="left"/>
+              <w:jc w:val="center"/>
             </w:pPr>
             <w:r/>
             <w:r>
@@ -2835,7 +2835,7 @@
       </w:tr>
       <w:tr>
         <w:trPr>
-          <w:trHeight w:val="673" w:hRule="atLeast"/>
+          <w:trHeight w:val="709" w:hRule="atLeast"/>
         </w:trPr>
         <w:tc>
           <w:tcPr>
@@ -2851,7 +2851,7 @@
           <w:p>
             <w:pPr>
               <w:spacing w:after="0" w:line="312" w:lineRule="auto"/>
-              <w:jc w:val="left"/>
+              <w:jc w:val="center"/>
             </w:pPr>
             <w:r/>
             <w:r>
@@ -2877,7 +2877,7 @@
           <w:p>
             <w:pPr>
               <w:spacing w:after="0" w:line="312" w:lineRule="auto"/>
-              <w:jc w:val="left"/>
+              <w:jc w:val="center"/>
             </w:pPr>
             <w:r/>
             <w:r>
@@ -2903,7 +2903,7 @@
           <w:p>
             <w:pPr>
               <w:spacing w:after="0" w:line="312" w:lineRule="auto"/>
-              <w:jc w:val="left"/>
+              <w:jc w:val="center"/>
             </w:pPr>
             <w:r/>
             <w:r>
@@ -2929,7 +2929,7 @@
           <w:p>
             <w:pPr>
               <w:spacing w:after="0" w:line="312" w:lineRule="auto"/>
-              <w:jc w:val="left"/>
+              <w:jc w:val="center"/>
             </w:pPr>
             <w:r/>
             <w:r>
@@ -2955,7 +2955,7 @@
           <w:p>
             <w:pPr>
               <w:spacing w:after="0" w:line="312" w:lineRule="auto"/>
-              <w:jc w:val="left"/>
+              <w:jc w:val="center"/>
             </w:pPr>
             <w:r/>
             <w:r>
@@ -2981,7 +2981,7 @@
           <w:p>
             <w:pPr>
               <w:spacing w:after="0" w:line="312" w:lineRule="auto"/>
-              <w:jc w:val="left"/>
+              <w:jc w:val="center"/>
             </w:pPr>
             <w:r/>
             <w:r>
@@ -3007,7 +3007,7 @@
           <w:p>
             <w:pPr>
               <w:spacing w:after="0" w:line="312" w:lineRule="auto"/>
-              <w:jc w:val="left"/>
+              <w:jc w:val="center"/>
             </w:pPr>
             <w:r/>
             <w:r>
@@ -3033,7 +3033,7 @@
           <w:p>
             <w:pPr>
               <w:spacing w:after="0" w:line="312" w:lineRule="auto"/>
-              <w:jc w:val="left"/>
+              <w:jc w:val="center"/>
             </w:pPr>
             <w:r/>
             <w:r>
@@ -3059,7 +3059,7 @@
           <w:p>
             <w:pPr>
               <w:spacing w:after="0" w:line="312" w:lineRule="auto"/>
-              <w:jc w:val="left"/>
+              <w:jc w:val="center"/>
             </w:pPr>
             <w:r/>
             <w:r>
@@ -3085,7 +3085,7 @@
           <w:p>
             <w:pPr>
               <w:spacing w:after="0" w:line="312" w:lineRule="auto"/>
-              <w:jc w:val="left"/>
+              <w:jc w:val="center"/>
             </w:pPr>
             <w:r/>
             <w:r>
@@ -3111,7 +3111,7 @@
           <w:p>
             <w:pPr>
               <w:spacing w:after="0" w:line="312" w:lineRule="auto"/>
-              <w:jc w:val="left"/>
+              <w:jc w:val="center"/>
             </w:pPr>
             <w:r/>
             <w:r>
@@ -3137,7 +3137,7 @@
           <w:p>
             <w:pPr>
               <w:spacing w:after="0" w:line="312" w:lineRule="auto"/>
-              <w:jc w:val="left"/>
+              <w:jc w:val="center"/>
             </w:pPr>
             <w:r/>
             <w:r>
@@ -3163,7 +3163,7 @@
           <w:p>
             <w:pPr>
               <w:spacing w:after="0" w:line="312" w:lineRule="auto"/>
-              <w:jc w:val="left"/>
+              <w:jc w:val="center"/>
             </w:pPr>
             <w:r/>
             <w:r>
@@ -3189,7 +3189,7 @@
           <w:p>
             <w:pPr>
               <w:spacing w:after="0" w:line="312" w:lineRule="auto"/>
-              <w:jc w:val="left"/>
+              <w:jc w:val="center"/>
             </w:pPr>
             <w:r/>
             <w:r>
@@ -3215,7 +3215,7 @@
           <w:p>
             <w:pPr>
               <w:spacing w:after="0" w:line="312" w:lineRule="auto"/>
-              <w:jc w:val="left"/>
+              <w:jc w:val="center"/>
             </w:pPr>
             <w:r/>
             <w:r>
@@ -3241,7 +3241,7 @@
           <w:p>
             <w:pPr>
               <w:spacing w:after="0" w:line="312" w:lineRule="auto"/>
-              <w:jc w:val="left"/>
+              <w:jc w:val="center"/>
             </w:pPr>
             <w:r/>
             <w:r>
@@ -3256,7 +3256,7 @@
       </w:tr>
       <w:tr>
         <w:trPr>
-          <w:trHeight w:val="673" w:hRule="atLeast"/>
+          <w:trHeight w:val="709" w:hRule="atLeast"/>
         </w:trPr>
         <w:tc>
           <w:tcPr>
@@ -3272,7 +3272,7 @@
           <w:p>
             <w:pPr>
               <w:spacing w:after="0" w:line="312" w:lineRule="auto"/>
-              <w:jc w:val="left"/>
+              <w:jc w:val="center"/>
             </w:pPr>
             <w:r/>
             <w:r>
@@ -3298,7 +3298,7 @@
           <w:p>
             <w:pPr>
               <w:spacing w:after="0" w:line="312" w:lineRule="auto"/>
-              <w:jc w:val="left"/>
+              <w:jc w:val="center"/>
             </w:pPr>
             <w:r/>
             <w:r>
@@ -3324,7 +3324,7 @@
           <w:p>
             <w:pPr>
               <w:spacing w:after="0" w:line="312" w:lineRule="auto"/>
-              <w:jc w:val="left"/>
+              <w:jc w:val="center"/>
             </w:pPr>
             <w:r/>
             <w:r>
@@ -3350,7 +3350,7 @@
           <w:p>
             <w:pPr>
               <w:spacing w:after="0" w:line="312" w:lineRule="auto"/>
-              <w:jc w:val="left"/>
+              <w:jc w:val="center"/>
             </w:pPr>
             <w:r/>
             <w:r>
@@ -3376,7 +3376,7 @@
           <w:p>
             <w:pPr>
               <w:spacing w:after="0" w:line="312" w:lineRule="auto"/>
-              <w:jc w:val="left"/>
+              <w:jc w:val="center"/>
             </w:pPr>
             <w:r/>
             <w:r>
@@ -3402,7 +3402,7 @@
           <w:p>
             <w:pPr>
               <w:spacing w:after="0" w:line="312" w:lineRule="auto"/>
-              <w:jc w:val="left"/>
+              <w:jc w:val="center"/>
             </w:pPr>
             <w:r/>
             <w:r>
@@ -3428,7 +3428,7 @@
           <w:p>
             <w:pPr>
               <w:spacing w:after="0" w:line="312" w:lineRule="auto"/>
-              <w:jc w:val="left"/>
+              <w:jc w:val="center"/>
             </w:pPr>
             <w:r/>
             <w:r>
@@ -3454,7 +3454,7 @@
           <w:p>
             <w:pPr>
               <w:spacing w:after="0" w:line="312" w:lineRule="auto"/>
-              <w:jc w:val="left"/>
+              <w:jc w:val="center"/>
             </w:pPr>
             <w:r/>
             <w:r>
@@ -3480,7 +3480,7 @@
           <w:p>
             <w:pPr>
               <w:spacing w:after="0" w:line="312" w:lineRule="auto"/>
-              <w:jc w:val="left"/>
+              <w:jc w:val="center"/>
             </w:pPr>
             <w:r/>
             <w:r>
@@ -3506,7 +3506,7 @@
           <w:p>
             <w:pPr>
               <w:spacing w:after="0" w:line="312" w:lineRule="auto"/>
-              <w:jc w:val="left"/>
+              <w:jc w:val="center"/>
             </w:pPr>
             <w:r/>
             <w:r>
@@ -3532,7 +3532,7 @@
           <w:p>
             <w:pPr>
               <w:spacing w:after="0" w:line="312" w:lineRule="auto"/>
-              <w:jc w:val="left"/>
+              <w:jc w:val="center"/>
             </w:pPr>
             <w:r/>
             <w:r>
@@ -3558,7 +3558,7 @@
           <w:p>
             <w:pPr>
               <w:spacing w:after="0" w:line="312" w:lineRule="auto"/>
-              <w:jc w:val="left"/>
+              <w:jc w:val="center"/>
             </w:pPr>
             <w:r/>
             <w:r>
@@ -3584,7 +3584,7 @@
           <w:p>
             <w:pPr>
               <w:spacing w:after="0" w:line="312" w:lineRule="auto"/>
-              <w:jc w:val="left"/>
+              <w:jc w:val="center"/>
             </w:pPr>
             <w:r/>
             <w:r>
@@ -3610,7 +3610,7 @@
           <w:p>
             <w:pPr>
               <w:spacing w:after="0" w:line="312" w:lineRule="auto"/>
-              <w:jc w:val="left"/>
+              <w:jc w:val="center"/>
             </w:pPr>
             <w:r/>
             <w:r>
@@ -3636,7 +3636,7 @@
           <w:p>
             <w:pPr>
               <w:spacing w:after="0" w:line="312" w:lineRule="auto"/>
-              <w:jc w:val="left"/>
+              <w:jc w:val="center"/>
             </w:pPr>
             <w:r/>
             <w:r>
@@ -3662,7 +3662,7 @@
           <w:p>
             <w:pPr>
               <w:spacing w:after="0" w:line="312" w:lineRule="auto"/>
-              <w:jc w:val="left"/>
+              <w:jc w:val="center"/>
             </w:pPr>
             <w:r/>
             <w:r>
@@ -3677,7 +3677,7 @@
       </w:tr>
       <w:tr>
         <w:trPr>
-          <w:trHeight w:val="673" w:hRule="atLeast"/>
+          <w:trHeight w:val="709" w:hRule="atLeast"/>
         </w:trPr>
         <w:tc>
           <w:tcPr>
@@ -3693,7 +3693,7 @@
           <w:p>
             <w:pPr>
               <w:spacing w:after="0" w:line="312" w:lineRule="auto"/>
-              <w:jc w:val="left"/>
+              <w:jc w:val="center"/>
             </w:pPr>
             <w:r/>
             <w:r>
@@ -3719,7 +3719,7 @@
           <w:p>
             <w:pPr>
               <w:spacing w:after="0" w:line="312" w:lineRule="auto"/>
-              <w:jc w:val="left"/>
+              <w:jc w:val="center"/>
             </w:pPr>
             <w:r/>
             <w:r>
@@ -3745,7 +3745,7 @@
           <w:p>
             <w:pPr>
               <w:spacing w:after="0" w:line="312" w:lineRule="auto"/>
-              <w:jc w:val="left"/>
+              <w:jc w:val="center"/>
             </w:pPr>
             <w:r/>
             <w:r>
@@ -3771,7 +3771,7 @@
           <w:p>
             <w:pPr>
               <w:spacing w:after="0" w:line="312" w:lineRule="auto"/>
-              <w:jc w:val="left"/>
+              <w:jc w:val="center"/>
             </w:pPr>
             <w:r/>
             <w:r>
@@ -3797,7 +3797,7 @@
           <w:p>
             <w:pPr>
               <w:spacing w:after="0" w:line="312" w:lineRule="auto"/>
-              <w:jc w:val="left"/>
+              <w:jc w:val="center"/>
             </w:pPr>
             <w:r/>
             <w:r>
@@ -3823,7 +3823,7 @@
           <w:p>
             <w:pPr>
               <w:spacing w:after="0" w:line="312" w:lineRule="auto"/>
-              <w:jc w:val="left"/>
+              <w:jc w:val="center"/>
             </w:pPr>
             <w:r/>
             <w:r>
@@ -3849,7 +3849,7 @@
           <w:p>
             <w:pPr>
               <w:spacing w:after="0" w:line="312" w:lineRule="auto"/>
-              <w:jc w:val="left"/>
+              <w:jc w:val="center"/>
             </w:pPr>
             <w:r/>
             <w:r>
@@ -3875,7 +3875,7 @@
           <w:p>
             <w:pPr>
               <w:spacing w:after="0" w:line="312" w:lineRule="auto"/>
-              <w:jc w:val="left"/>
+              <w:jc w:val="center"/>
             </w:pPr>
             <w:r/>
             <w:r>
@@ -3901,7 +3901,7 @@
           <w:p>
             <w:pPr>
               <w:spacing w:after="0" w:line="312" w:lineRule="auto"/>
-              <w:jc w:val="left"/>
+              <w:jc w:val="center"/>
             </w:pPr>
             <w:r/>
             <w:r>
@@ -3927,7 +3927,7 @@
           <w:p>
             <w:pPr>
               <w:spacing w:after="0" w:line="312" w:lineRule="auto"/>
-              <w:jc w:val="left"/>
+              <w:jc w:val="center"/>
             </w:pPr>
             <w:r/>
             <w:r>
@@ -3953,7 +3953,7 @@
           <w:p>
             <w:pPr>
               <w:spacing w:after="0" w:line="312" w:lineRule="auto"/>
-              <w:jc w:val="left"/>
+              <w:jc w:val="center"/>
             </w:pPr>
             <w:r/>
             <w:r>
@@ -3979,7 +3979,7 @@
           <w:p>
             <w:pPr>
               <w:spacing w:after="0" w:line="312" w:lineRule="auto"/>
-              <w:jc w:val="left"/>
+              <w:jc w:val="center"/>
             </w:pPr>
             <w:r/>
             <w:r>
@@ -4005,7 +4005,7 @@
           <w:p>
             <w:pPr>
               <w:spacing w:after="0" w:line="312" w:lineRule="auto"/>
-              <w:jc w:val="left"/>
+              <w:jc w:val="center"/>
             </w:pPr>
             <w:r/>
             <w:r>
@@ -4031,7 +4031,7 @@
           <w:p>
             <w:pPr>
               <w:spacing w:after="0" w:line="312" w:lineRule="auto"/>
-              <w:jc w:val="left"/>
+              <w:jc w:val="center"/>
             </w:pPr>
             <w:r/>
             <w:r>
@@ -4057,7 +4057,7 @@
           <w:p>
             <w:pPr>
               <w:spacing w:after="0" w:line="312" w:lineRule="auto"/>
-              <w:jc w:val="left"/>
+              <w:jc w:val="center"/>
             </w:pPr>
             <w:r/>
             <w:r>
@@ -4083,7 +4083,7 @@
           <w:p>
             <w:pPr>
               <w:spacing w:after="0" w:line="312" w:lineRule="auto"/>
-              <w:jc w:val="left"/>
+              <w:jc w:val="center"/>
             </w:pPr>
             <w:r/>
             <w:r>
@@ -4098,7 +4098,7 @@
       </w:tr>
       <w:tr>
         <w:trPr>
-          <w:trHeight w:val="673" w:hRule="atLeast"/>
+          <w:trHeight w:val="709" w:hRule="atLeast"/>
         </w:trPr>
         <w:tc>
           <w:tcPr>
@@ -4114,7 +4114,7 @@
           <w:p>
             <w:pPr>
               <w:spacing w:after="0" w:line="312" w:lineRule="auto"/>
-              <w:jc w:val="left"/>
+              <w:jc w:val="center"/>
             </w:pPr>
             <w:r/>
             <w:r>
@@ -4140,7 +4140,7 @@
           <w:p>
             <w:pPr>
               <w:spacing w:after="0" w:line="312" w:lineRule="auto"/>
-              <w:jc w:val="left"/>
+              <w:jc w:val="center"/>
             </w:pPr>
             <w:r/>
             <w:r>
@@ -4166,7 +4166,7 @@
           <w:p>
             <w:pPr>
               <w:spacing w:after="0" w:line="312" w:lineRule="auto"/>
-              <w:jc w:val="left"/>
+              <w:jc w:val="center"/>
             </w:pPr>
             <w:r/>
             <w:r>
@@ -4192,7 +4192,7 @@
           <w:p>
             <w:pPr>
               <w:spacing w:after="0" w:line="312" w:lineRule="auto"/>
-              <w:jc w:val="left"/>
+              <w:jc w:val="center"/>
             </w:pPr>
             <w:r/>
             <w:r>
@@ -4218,7 +4218,7 @@
           <w:p>
             <w:pPr>
               <w:spacing w:after="0" w:line="312" w:lineRule="auto"/>
-              <w:jc w:val="left"/>
+              <w:jc w:val="center"/>
             </w:pPr>
             <w:r/>
             <w:r>
@@ -4244,7 +4244,7 @@
           <w:p>
             <w:pPr>
               <w:spacing w:after="0" w:line="312" w:lineRule="auto"/>
-              <w:jc w:val="left"/>
+              <w:jc w:val="center"/>
             </w:pPr>
             <w:r/>
             <w:r>
@@ -4270,7 +4270,7 @@
           <w:p>
             <w:pPr>
               <w:spacing w:after="0" w:line="312" w:lineRule="auto"/>
-              <w:jc w:val="left"/>
+              <w:jc w:val="center"/>
             </w:pPr>
             <w:r/>
             <w:r>
@@ -4296,7 +4296,7 @@
           <w:p>
             <w:pPr>
               <w:spacing w:after="0" w:line="312" w:lineRule="auto"/>
-              <w:jc w:val="left"/>
+              <w:jc w:val="center"/>
             </w:pPr>
             <w:r/>
             <w:r>
@@ -4322,7 +4322,7 @@
           <w:p>
             <w:pPr>
               <w:spacing w:after="0" w:line="312" w:lineRule="auto"/>
-              <w:jc w:val="left"/>
+              <w:jc w:val="center"/>
             </w:pPr>
             <w:r/>
             <w:r>
@@ -4348,7 +4348,7 @@
           <w:p>
             <w:pPr>
               <w:spacing w:after="0" w:line="312" w:lineRule="auto"/>
-              <w:jc w:val="left"/>
+              <w:jc w:val="center"/>
             </w:pPr>
             <w:r/>
             <w:r>
@@ -4374,7 +4374,7 @@
           <w:p>
             <w:pPr>
               <w:spacing w:after="0" w:line="312" w:lineRule="auto"/>
-              <w:jc w:val="left"/>
+              <w:jc w:val="center"/>
             </w:pPr>
             <w:r/>
             <w:r>
@@ -4400,7 +4400,7 @@
           <w:p>
             <w:pPr>
               <w:spacing w:after="0" w:line="312" w:lineRule="auto"/>
-              <w:jc w:val="left"/>
+              <w:jc w:val="center"/>
             </w:pPr>
             <w:r/>
             <w:r>
@@ -4426,7 +4426,7 @@
           <w:p>
             <w:pPr>
               <w:spacing w:after="0" w:line="312" w:lineRule="auto"/>
-              <w:jc w:val="left"/>
+              <w:jc w:val="center"/>
             </w:pPr>
             <w:r/>
             <w:r>
@@ -4452,7 +4452,7 @@
           <w:p>
             <w:pPr>
               <w:spacing w:after="0" w:line="312" w:lineRule="auto"/>
-              <w:jc w:val="left"/>
+              <w:jc w:val="center"/>
             </w:pPr>
             <w:r/>
             <w:r>
@@ -4478,7 +4478,7 @@
           <w:p>
             <w:pPr>
               <w:spacing w:after="0" w:line="312" w:lineRule="auto"/>
-              <w:jc w:val="left"/>
+              <w:jc w:val="center"/>
             </w:pPr>
             <w:r/>
             <w:r>
@@ -4504,7 +4504,7 @@
           <w:p>
             <w:pPr>
               <w:spacing w:after="0" w:line="312" w:lineRule="auto"/>
-              <w:jc w:val="left"/>
+              <w:jc w:val="center"/>
             </w:pPr>
             <w:r/>
             <w:r>
@@ -4519,7 +4519,7 @@
       </w:tr>
       <w:tr>
         <w:trPr>
-          <w:trHeight w:val="673" w:hRule="atLeast"/>
+          <w:trHeight w:val="709" w:hRule="atLeast"/>
         </w:trPr>
         <w:tc>
           <w:tcPr>
@@ -4535,7 +4535,7 @@
           <w:p>
             <w:pPr>
               <w:spacing w:after="0" w:line="312" w:lineRule="auto"/>
-              <w:jc w:val="left"/>
+              <w:jc w:val="center"/>
             </w:pPr>
             <w:r/>
             <w:r>
@@ -4561,7 +4561,7 @@
           <w:p>
             <w:pPr>
               <w:spacing w:after="0" w:line="312" w:lineRule="auto"/>
-              <w:jc w:val="left"/>
+              <w:jc w:val="center"/>
             </w:pPr>
             <w:r/>
             <w:r>
@@ -4587,7 +4587,7 @@
           <w:p>
             <w:pPr>
               <w:spacing w:after="0" w:line="312" w:lineRule="auto"/>
-              <w:jc w:val="left"/>
+              <w:jc w:val="center"/>
             </w:pPr>
             <w:r/>
             <w:r>
@@ -4613,7 +4613,7 @@
           <w:p>
             <w:pPr>
               <w:spacing w:after="0" w:line="312" w:lineRule="auto"/>
-              <w:jc w:val="left"/>
+              <w:jc w:val="center"/>
             </w:pPr>
             <w:r/>
             <w:r>
@@ -4639,7 +4639,7 @@
           <w:p>
             <w:pPr>
               <w:spacing w:after="0" w:line="312" w:lineRule="auto"/>
-              <w:jc w:val="left"/>
+              <w:jc w:val="center"/>
             </w:pPr>
             <w:r/>
             <w:r>
@@ -4665,7 +4665,7 @@
           <w:p>
             <w:pPr>
               <w:spacing w:after="0" w:line="312" w:lineRule="auto"/>
-              <w:jc w:val="left"/>
+              <w:jc w:val="center"/>
             </w:pPr>
             <w:r/>
             <w:r>
@@ -4691,7 +4691,7 @@
           <w:p>
             <w:pPr>
               <w:spacing w:after="0" w:line="312" w:lineRule="auto"/>
-              <w:jc w:val="left"/>
+              <w:jc w:val="center"/>
             </w:pPr>
             <w:r/>
             <w:r>
@@ -4717,7 +4717,7 @@
           <w:p>
             <w:pPr>
               <w:spacing w:after="0" w:line="312" w:lineRule="auto"/>
-              <w:jc w:val="left"/>
+              <w:jc w:val="center"/>
             </w:pPr>
             <w:r/>
             <w:r>
@@ -4743,7 +4743,7 @@
           <w:p>
             <w:pPr>
               <w:spacing w:after="0" w:line="312" w:lineRule="auto"/>
-              <w:jc w:val="left"/>
+              <w:jc w:val="center"/>
             </w:pPr>
             <w:r/>
             <w:r>
@@ -4769,7 +4769,7 @@
           <w:p>
             <w:pPr>
               <w:spacing w:after="0" w:line="312" w:lineRule="auto"/>
-              <w:jc w:val="left"/>
+              <w:jc w:val="center"/>
             </w:pPr>
             <w:r/>
             <w:r>
@@ -4795,7 +4795,7 @@
           <w:p>
             <w:pPr>
               <w:spacing w:after="0" w:line="312" w:lineRule="auto"/>
-              <w:jc w:val="left"/>
+              <w:jc w:val="center"/>
             </w:pPr>
             <w:r/>
             <w:r>
@@ -4821,7 +4821,7 @@
           <w:p>
             <w:pPr>
               <w:spacing w:after="0" w:line="312" w:lineRule="auto"/>
-              <w:jc w:val="left"/>
+              <w:jc w:val="center"/>
             </w:pPr>
             <w:r/>
             <w:r>
@@ -4847,7 +4847,7 @@
           <w:p>
             <w:pPr>
               <w:spacing w:after="0" w:line="312" w:lineRule="auto"/>
-              <w:jc w:val="left"/>
+              <w:jc w:val="center"/>
             </w:pPr>
             <w:r/>
             <w:r>
@@ -4873,7 +4873,7 @@
           <w:p>
             <w:pPr>
               <w:spacing w:after="0" w:line="312" w:lineRule="auto"/>
-              <w:jc w:val="left"/>
+              <w:jc w:val="center"/>
             </w:pPr>
             <w:r/>
             <w:r>
@@ -4899,7 +4899,7 @@
           <w:p>
             <w:pPr>
               <w:spacing w:after="0" w:line="312" w:lineRule="auto"/>
-              <w:jc w:val="left"/>
+              <w:jc w:val="center"/>
             </w:pPr>
             <w:r/>
             <w:r>
@@ -4925,7 +4925,7 @@
           <w:p>
             <w:pPr>
               <w:spacing w:after="0" w:line="312" w:lineRule="auto"/>
-              <w:jc w:val="left"/>
+              <w:jc w:val="center"/>
             </w:pPr>
             <w:r/>
             <w:r>
@@ -4940,7 +4940,7 @@
       </w:tr>
       <w:tr>
         <w:trPr>
-          <w:trHeight w:val="673" w:hRule="atLeast"/>
+          <w:trHeight w:val="709" w:hRule="atLeast"/>
         </w:trPr>
         <w:tc>
           <w:tcPr>
@@ -4956,7 +4956,7 @@
           <w:p>
             <w:pPr>
               <w:spacing w:after="0" w:line="312" w:lineRule="auto"/>
-              <w:jc w:val="left"/>
+              <w:jc w:val="center"/>
             </w:pPr>
             <w:r/>
             <w:r>
@@ -4982,7 +4982,7 @@
           <w:p>
             <w:pPr>
               <w:spacing w:after="0" w:line="312" w:lineRule="auto"/>
-              <w:jc w:val="left"/>
+              <w:jc w:val="center"/>
             </w:pPr>
             <w:r/>
             <w:r>
@@ -5008,7 +5008,7 @@
           <w:p>
             <w:pPr>
               <w:spacing w:after="0" w:line="312" w:lineRule="auto"/>
-              <w:jc w:val="left"/>
+              <w:jc w:val="center"/>
             </w:pPr>
             <w:r/>
             <w:r>
@@ -5034,7 +5034,7 @@
           <w:p>
             <w:pPr>
               <w:spacing w:after="0" w:line="312" w:lineRule="auto"/>
-              <w:jc w:val="left"/>
+              <w:jc w:val="center"/>
             </w:pPr>
             <w:r/>
             <w:r>
@@ -5060,7 +5060,7 @@
           <w:p>
             <w:pPr>
               <w:spacing w:after="0" w:line="312" w:lineRule="auto"/>
-              <w:jc w:val="left"/>
+              <w:jc w:val="center"/>
             </w:pPr>
             <w:r/>
             <w:r>
@@ -5086,7 +5086,7 @@
           <w:p>
             <w:pPr>
               <w:spacing w:after="0" w:line="312" w:lineRule="auto"/>
-              <w:jc w:val="left"/>
+              <w:jc w:val="center"/>
             </w:pPr>
             <w:r/>
             <w:r>
@@ -5112,7 +5112,7 @@
           <w:p>
             <w:pPr>
               <w:spacing w:after="0" w:line="312" w:lineRule="auto"/>
-              <w:jc w:val="left"/>
+              <w:jc w:val="center"/>
             </w:pPr>
             <w:r/>
             <w:r>
@@ -5138,7 +5138,7 @@
           <w:p>
             <w:pPr>
               <w:spacing w:after="0" w:line="312" w:lineRule="auto"/>
-              <w:jc w:val="left"/>
+              <w:jc w:val="center"/>
             </w:pPr>
             <w:r/>
             <w:r>
@@ -5164,7 +5164,7 @@
           <w:p>
             <w:pPr>
               <w:spacing w:after="0" w:line="312" w:lineRule="auto"/>
-              <w:jc w:val="left"/>
+              <w:jc w:val="center"/>
             </w:pPr>
             <w:r/>
             <w:r>
@@ -5190,7 +5190,7 @@
           <w:p>
             <w:pPr>
               <w:spacing w:after="0" w:line="312" w:lineRule="auto"/>
-              <w:jc w:val="left"/>
+              <w:jc w:val="center"/>
             </w:pPr>
             <w:r/>
             <w:r>
@@ -5216,7 +5216,7 @@
           <w:p>
             <w:pPr>
               <w:spacing w:after="0" w:line="312" w:lineRule="auto"/>
-              <w:jc w:val="left"/>
+              <w:jc w:val="center"/>
             </w:pPr>
             <w:r/>
             <w:r>
@@ -5242,7 +5242,7 @@
           <w:p>
             <w:pPr>
               <w:spacing w:after="0" w:line="312" w:lineRule="auto"/>
-              <w:jc w:val="left"/>
+              <w:jc w:val="center"/>
             </w:pPr>
             <w:r/>
             <w:r>
@@ -5268,7 +5268,7 @@
           <w:p>
             <w:pPr>
               <w:spacing w:after="0" w:line="312" w:lineRule="auto"/>
-              <w:jc w:val="left"/>
+              <w:jc w:val="center"/>
             </w:pPr>
             <w:r/>
             <w:r>
@@ -5294,7 +5294,7 @@
           <w:p>
             <w:pPr>
               <w:spacing w:after="0" w:line="312" w:lineRule="auto"/>
-              <w:jc w:val="left"/>
+              <w:jc w:val="center"/>
             </w:pPr>
             <w:r/>
             <w:r>
@@ -5320,7 +5320,7 @@
           <w:p>
             <w:pPr>
               <w:spacing w:after="0" w:line="312" w:lineRule="auto"/>
-              <w:jc w:val="left"/>
+              <w:jc w:val="center"/>
             </w:pPr>
             <w:r/>
             <w:r>
@@ -5346,7 +5346,7 @@
           <w:p>
             <w:pPr>
               <w:spacing w:after="0" w:line="312" w:lineRule="auto"/>
-              <w:jc w:val="left"/>
+              <w:jc w:val="center"/>
             </w:pPr>
             <w:r/>
             <w:r>
@@ -5361,7 +5361,7 @@
       </w:tr>
       <w:tr>
         <w:trPr>
-          <w:trHeight w:val="673" w:hRule="atLeast"/>
+          <w:trHeight w:val="709" w:hRule="atLeast"/>
         </w:trPr>
         <w:tc>
           <w:tcPr>
@@ -5377,7 +5377,7 @@
           <w:p>
             <w:pPr>
               <w:spacing w:after="0" w:line="312" w:lineRule="auto"/>
-              <w:jc w:val="left"/>
+              <w:jc w:val="center"/>
             </w:pPr>
             <w:r/>
             <w:r>
@@ -5403,7 +5403,7 @@
           <w:p>
             <w:pPr>
               <w:spacing w:after="0" w:line="312" w:lineRule="auto"/>
-              <w:jc w:val="left"/>
+              <w:jc w:val="center"/>
             </w:pPr>
             <w:r/>
             <w:r>
@@ -5429,7 +5429,7 @@
           <w:p>
             <w:pPr>
               <w:spacing w:after="0" w:line="312" w:lineRule="auto"/>
-              <w:jc w:val="left"/>
+              <w:jc w:val="center"/>
             </w:pPr>
             <w:r/>
             <w:r>
@@ -5455,7 +5455,7 @@
           <w:p>
             <w:pPr>
               <w:spacing w:after="0" w:line="312" w:lineRule="auto"/>
-              <w:jc w:val="left"/>
+              <w:jc w:val="center"/>
             </w:pPr>
             <w:r/>
             <w:r>
@@ -5481,7 +5481,7 @@
           <w:p>
             <w:pPr>
               <w:spacing w:after="0" w:line="312" w:lineRule="auto"/>
-              <w:jc w:val="left"/>
+              <w:jc w:val="center"/>
             </w:pPr>
             <w:r/>
             <w:r>
@@ -5507,7 +5507,7 @@
           <w:p>
             <w:pPr>
               <w:spacing w:after="0" w:line="312" w:lineRule="auto"/>
-              <w:jc w:val="left"/>
+              <w:jc w:val="center"/>
             </w:pPr>
             <w:r/>
             <w:r>
@@ -5533,7 +5533,7 @@
           <w:p>
             <w:pPr>
               <w:spacing w:after="0" w:line="312" w:lineRule="auto"/>
-              <w:jc w:val="left"/>
+              <w:jc w:val="center"/>
             </w:pPr>
             <w:r/>
             <w:r>
@@ -5559,7 +5559,7 @@
           <w:p>
             <w:pPr>
               <w:spacing w:after="0" w:line="312" w:lineRule="auto"/>
-              <w:jc w:val="left"/>
+              <w:jc w:val="center"/>
             </w:pPr>
             <w:r/>
             <w:r>
@@ -5585,7 +5585,7 @@
           <w:p>
             <w:pPr>
               <w:spacing w:after="0" w:line="312" w:lineRule="auto"/>
-              <w:jc w:val="left"/>
+              <w:jc w:val="center"/>
             </w:pPr>
             <w:r/>
             <w:r>
@@ -5611,7 +5611,7 @@
           <w:p>
             <w:pPr>
               <w:spacing w:after="0" w:line="312" w:lineRule="auto"/>
-              <w:jc w:val="left"/>
+              <w:jc w:val="center"/>
             </w:pPr>
             <w:r/>
             <w:r>
@@ -5637,7 +5637,7 @@
           <w:p>
             <w:pPr>
               <w:spacing w:after="0" w:line="312" w:lineRule="auto"/>
-              <w:jc w:val="left"/>
+              <w:jc w:val="center"/>
             </w:pPr>
             <w:r/>
             <w:r>
@@ -5663,7 +5663,7 @@
           <w:p>
             <w:pPr>
               <w:spacing w:after="0" w:line="312" w:lineRule="auto"/>
-              <w:jc w:val="left"/>
+              <w:jc w:val="center"/>
             </w:pPr>
             <w:r/>
             <w:r>
@@ -5689,7 +5689,7 @@
           <w:p>
             <w:pPr>
               <w:spacing w:after="0" w:line="312" w:lineRule="auto"/>
-              <w:jc w:val="left"/>
+              <w:jc w:val="center"/>
             </w:pPr>
             <w:r/>
             <w:r>
@@ -5715,7 +5715,7 @@
           <w:p>
             <w:pPr>
               <w:spacing w:after="0" w:line="312" w:lineRule="auto"/>
-              <w:jc w:val="left"/>
+              <w:jc w:val="center"/>
             </w:pPr>
             <w:r/>
             <w:r>
@@ -5741,7 +5741,7 @@
           <w:p>
             <w:pPr>
               <w:spacing w:after="0" w:line="312" w:lineRule="auto"/>
-              <w:jc w:val="left"/>
+              <w:jc w:val="center"/>
             </w:pPr>
             <w:r/>
             <w:r>
@@ -5767,7 +5767,7 @@
           <w:p>
             <w:pPr>
               <w:spacing w:after="0" w:line="312" w:lineRule="auto"/>
-              <w:jc w:val="left"/>
+              <w:jc w:val="center"/>
             </w:pPr>
             <w:r/>
             <w:r>
@@ -5783,7 +5783,7 @@
     </w:tbl>
     <w:p>
       <w:pPr>
-        <w:spacing w:after="59" w:before="0" w:line="312" w:lineRule="auto"/>
+        <w:spacing w:after="63" w:before="0" w:line="312" w:lineRule="auto"/>
         <w:jc w:val="left"/>
       </w:pPr>
       <w:r>
@@ -5796,7 +5796,7 @@
     </w:p>
     <w:p>
       <w:pPr>
-        <w:spacing w:after="237" w:before="0" w:line="312" w:lineRule="auto"/>
+        <w:spacing w:after="250" w:before="0" w:line="312" w:lineRule="auto"/>
         <w:jc w:val="left"/>
       </w:pPr>
       <w:r>
@@ -5809,7 +5809,7 @@
     </w:p>
     <w:p>
       <w:pPr>
-        <w:spacing w:after="0" w:before="89" w:line="312" w:lineRule="auto"/>
+        <w:spacing w:after="0" w:before="94" w:line="312" w:lineRule="auto"/>
         <w:jc w:val="left"/>
       </w:pPr>
       <w:r>
